--- a/tempo-effect-paper/manuscripts/PDR_Research_Note_JP.docx
+++ b/tempo-effect-paper/manuscripts/PDR_Research_Note_JP.docx
@@ -2307,6 +2307,1257 @@
         <w:t>本モデルは国家予測システムの代替ではなく、テンポ・カンタム・生存分解を明示することによる補完を目的とする。上表は、最も精緻な国家システムでさえ同じ基本構造（コーホート要因法）を共有し、パラメータ推定法とシナリオ構造において主に異なり、明示的テンポ分解を一様に欠くことを示す。4パラメータモデルが同じ人口に対し動的MAPE中央値4.6%を達成する性能は、移民を含む完全パラメータ化国家モデルの精度には及ばないものの、テンポ経路の量的重要性を確立するには十分である。</w:t>
       </w:r>
     </w:p>
+    <w:p>
+      <w:r>
+        <w:br w:type="page"/>
+      </w:r>
+    </w:p>
+    <w:p>
+      <w:pPr>
+        <w:pStyle w:val="Heading2"/>
+      </w:pPr>
+      <w:r>
+        <w:rPr>
+          <w:color w:val="000000"/>
+        </w:rPr>
+        <w:t>付録C：自然実験 — 政治的・国境変更による外生的ショック</w:t>
+      </w:r>
+    </w:p>
+    <w:p>
+      <w:pPr>
+        <w:spacing w:after="240"/>
+      </w:pPr>
+      <w:r>
+        <w:rPr>
+          <w:b w:val="0"/>
+          <w:i w:val="0"/>
+          <w:sz w:val="22"/>
+        </w:rPr>
+        <w:t>本モデルは移民を意図的に除外している。この設計選択はカンタム・テンポ・生存の純粋なメカニズムの分離を可能にするが、重要な問いを提起する：政治的事象の結果として大規模な人口再配分が生じた場合、モデルはどのように機能するのか？1970年から2023年の間に大規模な国境変更や国家解体を経験した国々は、外生的な移民ショックが人口に事実上課された自然実験を提供する。本付録では5つのケースを分析し、内生更新フレームワークの頑健性と限界を評価する。</w:t>
+      </w:r>
+    </w:p>
+    <w:p>
+      <w:pPr>
+        <w:pStyle w:val="Heading3"/>
+      </w:pPr>
+      <w:r>
+        <w:rPr>
+          <w:color w:val="000000"/>
+        </w:rPr>
+        <w:t>C.1 ドイツ：移民ショックとしての再統一（1990年）</w:t>
+      </w:r>
+    </w:p>
+    <w:p>
+      <w:pPr>
+        <w:spacing w:after="120"/>
+      </w:pPr>
+      <w:r>
+        <w:rPr>
+          <w:b w:val="0"/>
+          <w:i w:val="0"/>
+          <w:sz w:val="22"/>
+        </w:rPr>
+        <w:t>1990年10月3日のドイツ再統一は、41年間にわたり著しく異なる人口レジームの下で発展した2つの人口を統合した。東ドイツ（ドイツ民主共和国）は1990年時点で西側より低い平均寿命（約74.5年 vs 約76.0年）、より若い出産年齢（MAC≈25.1 vs 28.3）、そしてより高いが低下中のTFR（1.52 vs 1.45）を有していた。再統一の直後には大規模な東から西への移住（1989-1992年に約190万人）と東部での劇的な出生率崩壊（TFRは1994年に0.77まで低下；Witte and Wagner 1995）が生じた。</w:t>
+      </w:r>
+    </w:p>
+    <w:p>
+      <w:pPr>
+        <w:spacing w:after="120"/>
+      </w:pPr>
+      <w:r>
+        <w:rPr>
+          <w:b w:val="0"/>
+          <w:i w:val="0"/>
+          <w:sz w:val="22"/>
+        </w:rPr>
+        <w:t>東西ドイツをそれぞれ固有の人口パラメータでモデル化し、両者を1970年から前方に実行し、2つのモデル人口を合計して合成軌跡を構築する。この合成軌跡は反事実を表す：2つの地域が人口学的に分離されたままであった場合（すなわち国境を越える移民がない場合）、ドイツの人口はどのようになっていたか？これを観測された統一ドイツと比較することで、再統一に関連する移民と統合効果の累積的影響が明らかになる。</w:t>
+      </w:r>
+    </w:p>
+    <w:p>
+      <w:pPr>
+        <w:spacing w:after="80"/>
+      </w:pPr>
+      <w:r>
+        <w:rPr>
+          <w:b/>
+          <w:i/>
+          <w:sz w:val="20"/>
+        </w:rPr>
+        <w:t>表C1. ドイツ再統一：合成東西ドイツ vs 観測された統一軌跡</w:t>
+      </w:r>
+    </w:p>
+    <w:tbl>
+      <w:tblPr>
+        <w:tblStyle w:val="LightShading-Accent1"/>
+        <w:tblW w:type="auto" w:w="0"/>
+        <w:tblLook w:firstColumn="1" w:firstRow="1" w:lastColumn="0" w:lastRow="0" w:noHBand="0" w:noVBand="1" w:val="04A0"/>
+      </w:tblPr>
+      <w:tblGrid>
+        <w:gridCol w:w="2340"/>
+        <w:gridCol w:w="2340"/>
+        <w:gridCol w:w="2340"/>
+        <w:gridCol w:w="2340"/>
+      </w:tblGrid>
+      <w:tr>
+        <w:tc>
+          <w:tcPr>
+            <w:tcW w:type="dxa" w:w="2340"/>
+          </w:tcPr>
+          <w:p>
+            <w:r>
+              <w:t>年</w:t>
+            </w:r>
+          </w:p>
+        </w:tc>
+        <w:tc>
+          <w:tcPr>
+            <w:tcW w:type="dxa" w:w="2340"/>
+          </w:tcPr>
+          <w:p>
+            <w:r>
+              <w:t>合成E+W（百万人）</w:t>
+            </w:r>
+          </w:p>
+        </w:tc>
+        <w:tc>
+          <w:tcPr>
+            <w:tcW w:type="dxa" w:w="2340"/>
+          </w:tcPr>
+          <w:p>
+            <w:r>
+              <w:t>観測値（百万人）</w:t>
+            </w:r>
+          </w:p>
+        </w:tc>
+        <w:tc>
+          <w:tcPr>
+            <w:tcW w:type="dxa" w:w="2340"/>
+          </w:tcPr>
+          <w:p>
+            <w:r>
+              <w:t>乖離率（%）</w:t>
+            </w:r>
+          </w:p>
+        </w:tc>
+      </w:tr>
+      <w:tr>
+        <w:tc>
+          <w:tcPr>
+            <w:tcW w:type="dxa" w:w="2340"/>
+          </w:tcPr>
+          <w:p>
+            <w:r>
+              <w:t>1990</w:t>
+            </w:r>
+          </w:p>
+        </w:tc>
+        <w:tc>
+          <w:tcPr>
+            <w:tcW w:type="dxa" w:w="2340"/>
+          </w:tcPr>
+          <w:p>
+            <w:r>
+              <w:t>76.5</w:t>
+            </w:r>
+          </w:p>
+        </w:tc>
+        <w:tc>
+          <w:tcPr>
+            <w:tcW w:type="dxa" w:w="2340"/>
+          </w:tcPr>
+          <w:p>
+            <w:r>
+              <w:t>79.4</w:t>
+            </w:r>
+          </w:p>
+        </w:tc>
+        <w:tc>
+          <w:tcPr>
+            <w:tcW w:type="dxa" w:w="2340"/>
+          </w:tcPr>
+          <w:p>
+            <w:r>
+              <w:t>−3.7</w:t>
+            </w:r>
+          </w:p>
+        </w:tc>
+      </w:tr>
+      <w:tr>
+        <w:tc>
+          <w:tcPr>
+            <w:tcW w:type="dxa" w:w="2340"/>
+          </w:tcPr>
+          <w:p>
+            <w:r>
+              <w:t>2000</w:t>
+            </w:r>
+          </w:p>
+        </w:tc>
+        <w:tc>
+          <w:tcPr>
+            <w:tcW w:type="dxa" w:w="2340"/>
+          </w:tcPr>
+          <w:p>
+            <w:r>
+              <w:t>75.3</w:t>
+            </w:r>
+          </w:p>
+        </w:tc>
+        <w:tc>
+          <w:tcPr>
+            <w:tcW w:type="dxa" w:w="2340"/>
+          </w:tcPr>
+          <w:p>
+            <w:r>
+              <w:t>82.2</w:t>
+            </w:r>
+          </w:p>
+        </w:tc>
+        <w:tc>
+          <w:tcPr>
+            <w:tcW w:type="dxa" w:w="2340"/>
+          </w:tcPr>
+          <w:p>
+            <w:r>
+              <w:t>−8.4</w:t>
+            </w:r>
+          </w:p>
+        </w:tc>
+      </w:tr>
+      <w:tr>
+        <w:tc>
+          <w:tcPr>
+            <w:tcW w:type="dxa" w:w="2340"/>
+          </w:tcPr>
+          <w:p>
+            <w:r>
+              <w:t>2010</w:t>
+            </w:r>
+          </w:p>
+        </w:tc>
+        <w:tc>
+          <w:tcPr>
+            <w:tcW w:type="dxa" w:w="2340"/>
+          </w:tcPr>
+          <w:p>
+            <w:r>
+              <w:t>73.6</w:t>
+            </w:r>
+          </w:p>
+        </w:tc>
+        <w:tc>
+          <w:tcPr>
+            <w:tcW w:type="dxa" w:w="2340"/>
+          </w:tcPr>
+          <w:p>
+            <w:r>
+              <w:t>81.8</w:t>
+            </w:r>
+          </w:p>
+        </w:tc>
+        <w:tc>
+          <w:tcPr>
+            <w:tcW w:type="dxa" w:w="2340"/>
+          </w:tcPr>
+          <w:p>
+            <w:r>
+              <w:t>−10.0</w:t>
+            </w:r>
+          </w:p>
+        </w:tc>
+      </w:tr>
+      <w:tr>
+        <w:tc>
+          <w:tcPr>
+            <w:tcW w:type="dxa" w:w="2340"/>
+          </w:tcPr>
+          <w:p>
+            <w:r>
+              <w:t>2020</w:t>
+            </w:r>
+          </w:p>
+        </w:tc>
+        <w:tc>
+          <w:tcPr>
+            <w:tcW w:type="dxa" w:w="2340"/>
+          </w:tcPr>
+          <w:p>
+            <w:r>
+              <w:t>70.8</w:t>
+            </w:r>
+          </w:p>
+        </w:tc>
+        <w:tc>
+          <w:tcPr>
+            <w:tcW w:type="dxa" w:w="2340"/>
+          </w:tcPr>
+          <w:p>
+            <w:r>
+              <w:t>83.2</w:t>
+            </w:r>
+          </w:p>
+        </w:tc>
+        <w:tc>
+          <w:tcPr>
+            <w:tcW w:type="dxa" w:w="2340"/>
+          </w:tcPr>
+          <w:p>
+            <w:r>
+              <w:t>−14.9</w:t>
+            </w:r>
+          </w:p>
+        </w:tc>
+      </w:tr>
+      <w:tr>
+        <w:tc>
+          <w:tcPr>
+            <w:tcW w:type="dxa" w:w="2340"/>
+          </w:tcPr>
+          <w:p>
+            <w:r>
+              <w:t>2023</w:t>
+            </w:r>
+          </w:p>
+        </w:tc>
+        <w:tc>
+          <w:tcPr>
+            <w:tcW w:type="dxa" w:w="2340"/>
+          </w:tcPr>
+          <w:p>
+            <w:r>
+              <w:t>69.8</w:t>
+            </w:r>
+          </w:p>
+        </w:tc>
+        <w:tc>
+          <w:tcPr>
+            <w:tcW w:type="dxa" w:w="2340"/>
+          </w:tcPr>
+          <w:p>
+            <w:r>
+              <w:t>83.3</w:t>
+            </w:r>
+          </w:p>
+        </w:tc>
+        <w:tc>
+          <w:tcPr>
+            <w:tcW w:type="dxa" w:w="2340"/>
+          </w:tcPr>
+          <w:p>
+            <w:r>
+              <w:t>−16.2</w:t>
+            </w:r>
+          </w:p>
+        </w:tc>
+      </w:tr>
+    </w:tbl>
+    <w:p>
+      <w:pPr>
+        <w:spacing w:after="120"/>
+      </w:pPr>
+      <w:r>
+        <w:rPr>
+          <w:b w:val="0"/>
+          <w:i w:val="0"/>
+          <w:sz w:val="12"/>
+        </w:rPr>
+      </w:r>
+    </w:p>
+    <w:p>
+      <w:pPr>
+        <w:spacing w:after="120"/>
+      </w:pPr>
+      <w:r>
+        <w:rPr>
+          <w:b w:val="0"/>
+          <w:i w:val="0"/>
+          <w:sz w:val="22"/>
+        </w:rPr>
+        <w:t>合成軌跡は再統一時点（1990年）で観測人口を3.7%下回り、2023年までに16.2%に拡大する。この拡大するギャップは閉鎖モデルにない3つの複合プロセスを反映する：(a)統一ドイツへの年間約30万〜40万人の純移民、(b)地域人口動態を変容させた東から西への国内移動、(c)本モデルの分離レジームが1990年以降捕捉しない東ドイツの出生率・死亡率の西側水準への収束。合成東西モデルの全体MAPE 6.6%は、主要分析（表1）におけるドイツの比較的低い適合度がモデルの構造的失敗ではなく、主として再統一の移民効果に帰因することを確認する。</w:t>
+      </w:r>
+    </w:p>
+    <w:p>
+      <w:pPr>
+        <w:jc w:val="center"/>
+      </w:pPr>
+      <w:r>
+        <w:drawing>
+          <wp:inline xmlns:a="http://schemas.openxmlformats.org/drawingml/2006/main" xmlns:pic="http://schemas.openxmlformats.org/drawingml/2006/picture">
+            <wp:extent cx="5943600" cy="2515039"/>
+            <wp:docPr id="6" name="Picture 6"/>
+            <wp:cNvGraphicFramePr>
+              <a:graphicFrameLocks noChangeAspect="1"/>
+            </wp:cNvGraphicFramePr>
+            <a:graphic>
+              <a:graphicData uri="http://schemas.openxmlformats.org/drawingml/2006/picture">
+                <pic:pic>
+                  <pic:nvPicPr>
+                    <pic:cNvPr id="0" name="fig_germany_reunification.png"/>
+                    <pic:cNvPicPr/>
+                  </pic:nvPicPr>
+                  <pic:blipFill>
+                    <a:blip r:embed="rId14"/>
+                    <a:stretch>
+                      <a:fillRect/>
+                    </a:stretch>
+                  </pic:blipFill>
+                  <pic:spPr>
+                    <a:xfrm>
+                      <a:off x="0" y="0"/>
+                      <a:ext cx="5943600" cy="2515039"/>
+                    </a:xfrm>
+                    <a:prstGeom prst="rect"/>
+                  </pic:spPr>
+                </pic:pic>
+              </a:graphicData>
+            </a:graphic>
+          </wp:inline>
+        </w:drawing>
+      </w:r>
+    </w:p>
+    <w:p>
+      <w:pPr>
+        <w:spacing w:after="240"/>
+        <w:jc w:val="center"/>
+      </w:pPr>
+      <w:r>
+        <w:rPr>
+          <w:i/>
+          <w:sz w:val="18"/>
+        </w:rPr>
+        <w:t>図6. ドイツ再統一分析。(A)東西ドイツの個別モデル人口と合成軌跡 vs 観測された統一ドイツ。(B)合成・統一モデルの観測軌跡からの乖離率。1990年以降の拡大するギャップは再統一の累積的な移民・統合効果を定量化する。</w:t>
+      </w:r>
+    </w:p>
+    <w:p>
+      <w:pPr>
+        <w:pStyle w:val="Heading3"/>
+      </w:pPr>
+      <w:r>
+        <w:rPr>
+          <w:color w:val="000000"/>
+        </w:rPr>
+        <w:t>C.2 チェコスロバキア：ビロード離婚（1993年）</w:t>
+      </w:r>
+    </w:p>
+    <w:p>
+      <w:pPr>
+        <w:spacing w:after="240"/>
+      </w:pPr>
+      <w:r>
+        <w:rPr>
+          <w:b w:val="0"/>
+          <w:i w:val="0"/>
+          <w:sz w:val="22"/>
+        </w:rPr>
+        <w:t>1993年1月1日のチェコスロバキアの平和的解体はチェコとスロバキアの2つの独立国家を生んだ。国境を越える移民は比較的限定的であり、最小限の人口再配分を伴う国家分割という比較的クリーンな自然実験を構成する。本モデルは1970-2023年の全期間でチェコのMAPE 6.3%、スロバキアのMAPE 10.1%を達成する。スロバキアのより大きな誤差はEU加盟（2004年）後のチェコおよび西欧への移民流出を反映しており、閉鎖モデルはこれを捕捉できない。</w:t>
+      </w:r>
+    </w:p>
+    <w:p>
+      <w:pPr>
+        <w:pStyle w:val="Heading3"/>
+      </w:pPr>
+      <w:r>
+        <w:rPr>
+          <w:color w:val="000000"/>
+        </w:rPr>
+        <w:t>C.3 ユーゴスラビア：解体と紛争（1991-2001年）</w:t>
+      </w:r>
+    </w:p>
+    <w:p>
+      <w:pPr>
+        <w:spacing w:after="240"/>
+      </w:pPr>
+      <w:r>
+        <w:rPr>
+          <w:b w:val="0"/>
+          <w:i w:val="0"/>
+          <w:sz w:val="22"/>
+        </w:rPr>
+        <w:t>ユーゴスラビアの解体は武力紛争、民族浄化、大規模な難民流出を伴い、全ての後継国家に影響を及ぼした。これは本サンプルにおける最も極端な移民ショックを表す。モデル性能は後継国間で大きく異なる：クロアチア（MAPE 4.1%）と北マケドニア（6.1%）は合理的な適合度を示し、比較的安定した紛争後の人口動態を反映する。ボスニア・ヘルツェゴビナ（7.7%）とスロベニア（12.3%）はより大きな誤差を示す——ボスニアは戦争関連の人口損失と避難、スロベニアは小規模なEU加盟国としての移民流入による成長が原因。セルビア（7.2%）とモンテネグロ（8.4%）はその中間に位置する。</w:t>
+      </w:r>
+    </w:p>
+    <w:p>
+      <w:pPr>
+        <w:pStyle w:val="Heading3"/>
+      </w:pPr>
+      <w:r>
+        <w:rPr>
+          <w:color w:val="000000"/>
+        </w:rPr>
+        <w:t>C.4 バルト三国：ソ連解体と移民流出（1991年）</w:t>
+      </w:r>
+    </w:p>
+    <w:p>
+      <w:pPr>
+        <w:spacing w:after="240"/>
+      </w:pPr>
+      <w:r>
+        <w:rPr>
+          <w:b w:val="0"/>
+          <w:i w:val="0"/>
+          <w:sz w:val="22"/>
+        </w:rPr>
+        <w:t>エストニア、ラトビア、リトアニアは1991年にソビエト連邦から独立し、その後ロシア系住民の著しい流出と西欧への移民（特に2004年のEU加盟後）が続いた。モデルMAPEは4.9%（エストニア）から7.1%（リトアニア）の範囲であり、閉鎖モデルが考慮しない持続的な移民流出を反映する。これらのケースは、穏やかだが持続的な純移出（年間人口の約0.5〜1.0%）であっても30年間に蓄積されればモデルと観測の実質的な乖離を生むことを示す。</w:t>
+      </w:r>
+    </w:p>
+    <w:p>
+      <w:pPr>
+        <w:pStyle w:val="Heading3"/>
+      </w:pPr>
+      <w:r>
+        <w:rPr>
+          <w:color w:val="000000"/>
+        </w:rPr>
+        <w:t>C.5 エチオピアとエリトリア：分離（1993年）</w:t>
+      </w:r>
+    </w:p>
+    <w:p>
+      <w:pPr>
+        <w:spacing w:after="120"/>
+      </w:pPr>
+      <w:r>
+        <w:rPr>
+          <w:b w:val="0"/>
+          <w:i w:val="0"/>
+          <w:sz w:val="22"/>
+        </w:rPr>
+        <w:t>エリトリア独立（1993年）は高出生率の人口転換の最中にある2つの人口を分離した。モデル性能は顕著に異なる：エチオピア（MAPE 16.7%）は実質的な過大推計を示し、10年ごとのパラメータ更新が捕捉する以上に速い10年内の出生率低下を反映する。エリトリア（MAPE 37.9%）は自然実験サンプルで最大の誤差を示し、長期の徴兵制度、紛争関連の移民流出、そして非常に不確実なベースライン人口データが原因。これらのケースは、急速な人口変動が大規模な人口移動と同時に生じる紛争影響下・データ希少な環境におけるモデルの限界を浮き彫りにする。</w:t>
+      </w:r>
+    </w:p>
+    <w:p>
+      <w:pPr>
+        <w:jc w:val="center"/>
+      </w:pPr>
+      <w:r>
+        <w:drawing>
+          <wp:inline xmlns:a="http://schemas.openxmlformats.org/drawingml/2006/main" xmlns:pic="http://schemas.openxmlformats.org/drawingml/2006/picture">
+            <wp:extent cx="5943600" cy="3742144"/>
+            <wp:docPr id="7" name="Picture 7"/>
+            <wp:cNvGraphicFramePr>
+              <a:graphicFrameLocks noChangeAspect="1"/>
+            </wp:cNvGraphicFramePr>
+            <a:graphic>
+              <a:graphicData uri="http://schemas.openxmlformats.org/drawingml/2006/picture">
+                <pic:pic>
+                  <pic:nvPicPr>
+                    <pic:cNvPr id="0" name="fig_natural_experiments_summary.png"/>
+                    <pic:cNvPicPr/>
+                  </pic:nvPicPr>
+                  <pic:blipFill>
+                    <a:blip r:embed="rId15"/>
+                    <a:stretch>
+                      <a:fillRect/>
+                    </a:stretch>
+                  </pic:blipFill>
+                  <pic:spPr>
+                    <a:xfrm>
+                      <a:off x="0" y="0"/>
+                      <a:ext cx="5943600" cy="3742144"/>
+                    </a:xfrm>
+                    <a:prstGeom prst="rect"/>
+                  </pic:spPr>
+                </pic:pic>
+              </a:graphicData>
+            </a:graphic>
+          </wp:inline>
+        </w:drawing>
+      </w:r>
+    </w:p>
+    <w:p>
+      <w:pPr>
+        <w:spacing w:after="240"/>
+        <w:jc w:val="center"/>
+      </w:pPr>
+      <w:r>
+        <w:rPr>
+          <w:i/>
+          <w:sz w:val="18"/>
+        </w:rPr>
+        <w:t>図7. 自然実験の概要。大規模な政治的・国境変更を経験した5ケースの人口軌跡。緑破線は後継国モデルの合成合計、黒実線は観測された（分裂前の）軌跡、色付き線は個別の後継国を示す。赤い垂直線は政治的変化の年を示す。</w:t>
+      </w:r>
+    </w:p>
+    <w:p>
+      <w:pPr>
+        <w:pStyle w:val="Heading3"/>
+      </w:pPr>
+      <w:r>
+        <w:rPr>
+          <w:color w:val="000000"/>
+        </w:rPr>
+        <w:t>C.6 総合：自然実験が明らかにすること</w:t>
+      </w:r>
+    </w:p>
+    <w:p>
+      <w:pPr>
+        <w:spacing w:after="80"/>
+      </w:pPr>
+      <w:r>
+        <w:rPr>
+          <w:b/>
+          <w:i/>
+          <w:sz w:val="20"/>
+        </w:rPr>
+        <w:t>表C2. 全自然実験ケースのモデル性能の要約。</w:t>
+      </w:r>
+    </w:p>
+    <w:tbl>
+      <w:tblPr>
+        <w:tblStyle w:val="LightShading-Accent1"/>
+        <w:tblW w:type="auto" w:w="0"/>
+        <w:tblLook w:firstColumn="1" w:firstRow="1" w:lastColumn="0" w:lastRow="0" w:noHBand="0" w:noVBand="1" w:val="04A0"/>
+      </w:tblPr>
+      <w:tblGrid>
+        <w:gridCol w:w="2340"/>
+        <w:gridCol w:w="2340"/>
+        <w:gridCol w:w="2340"/>
+        <w:gridCol w:w="2340"/>
+      </w:tblGrid>
+      <w:tr>
+        <w:tc>
+          <w:tcPr>
+            <w:tcW w:type="dxa" w:w="2340"/>
+          </w:tcPr>
+          <w:p>
+            <w:r>
+              <w:t>国</w:t>
+            </w:r>
+          </w:p>
+        </w:tc>
+        <w:tc>
+          <w:tcPr>
+            <w:tcW w:type="dxa" w:w="2340"/>
+          </w:tcPr>
+          <w:p>
+            <w:r>
+              <w:t>事象（年）</w:t>
+            </w:r>
+          </w:p>
+        </w:tc>
+        <w:tc>
+          <w:tcPr>
+            <w:tcW w:type="dxa" w:w="2340"/>
+          </w:tcPr>
+          <w:p>
+            <w:r>
+              <w:t>MAPE（%）</w:t>
+            </w:r>
+          </w:p>
+        </w:tc>
+        <w:tc>
+          <w:tcPr>
+            <w:tcW w:type="dxa" w:w="2340"/>
+          </w:tcPr>
+          <w:p>
+            <w:r>
+              <w:t>不適合の主因</w:t>
+            </w:r>
+          </w:p>
+        </w:tc>
+      </w:tr>
+      <w:tr>
+        <w:tc>
+          <w:tcPr>
+            <w:tcW w:type="dxa" w:w="2340"/>
+          </w:tcPr>
+          <w:p>
+            <w:r>
+              <w:t>ドイツ（合成東西）</w:t>
+            </w:r>
+          </w:p>
+        </w:tc>
+        <w:tc>
+          <w:tcPr>
+            <w:tcW w:type="dxa" w:w="2340"/>
+          </w:tcPr>
+          <w:p>
+            <w:r>
+              <w:t>再統一（1990）</w:t>
+            </w:r>
+          </w:p>
+        </w:tc>
+        <w:tc>
+          <w:tcPr>
+            <w:tcW w:type="dxa" w:w="2340"/>
+          </w:tcPr>
+          <w:p>
+            <w:r>
+              <w:t>6.6</w:t>
+            </w:r>
+          </w:p>
+        </w:tc>
+        <w:tc>
+          <w:tcPr>
+            <w:tcW w:type="dxa" w:w="2340"/>
+          </w:tcPr>
+          <w:p>
+            <w:r>
+              <w:t>移民＋国内移動</w:t>
+            </w:r>
+          </w:p>
+        </w:tc>
+      </w:tr>
+      <w:tr>
+        <w:tc>
+          <w:tcPr>
+            <w:tcW w:type="dxa" w:w="2340"/>
+          </w:tcPr>
+          <w:p>
+            <w:r>
+              <w:t>チェコ</w:t>
+            </w:r>
+          </w:p>
+        </w:tc>
+        <w:tc>
+          <w:tcPr>
+            <w:tcW w:type="dxa" w:w="2340"/>
+          </w:tcPr>
+          <w:p>
+            <w:r>
+              <w:t>ビロード離婚（1993）</w:t>
+            </w:r>
+          </w:p>
+        </w:tc>
+        <w:tc>
+          <w:tcPr>
+            <w:tcW w:type="dxa" w:w="2340"/>
+          </w:tcPr>
+          <w:p>
+            <w:r>
+              <w:t>6.3</w:t>
+            </w:r>
+          </w:p>
+        </w:tc>
+        <w:tc>
+          <w:tcPr>
+            <w:tcW w:type="dxa" w:w="2340"/>
+          </w:tcPr>
+          <w:p>
+            <w:r>
+              <w:t>EU後の移民流出（穏やか）</w:t>
+            </w:r>
+          </w:p>
+        </w:tc>
+      </w:tr>
+      <w:tr>
+        <w:tc>
+          <w:tcPr>
+            <w:tcW w:type="dxa" w:w="2340"/>
+          </w:tcPr>
+          <w:p>
+            <w:r>
+              <w:t>スロバキア</w:t>
+            </w:r>
+          </w:p>
+        </w:tc>
+        <w:tc>
+          <w:tcPr>
+            <w:tcW w:type="dxa" w:w="2340"/>
+          </w:tcPr>
+          <w:p>
+            <w:r>
+              <w:t>ビロード離婚（1993）</w:t>
+            </w:r>
+          </w:p>
+        </w:tc>
+        <w:tc>
+          <w:tcPr>
+            <w:tcW w:type="dxa" w:w="2340"/>
+          </w:tcPr>
+          <w:p>
+            <w:r>
+              <w:t>10.1</w:t>
+            </w:r>
+          </w:p>
+        </w:tc>
+        <w:tc>
+          <w:tcPr>
+            <w:tcW w:type="dxa" w:w="2340"/>
+          </w:tcPr>
+          <w:p>
+            <w:r>
+              <w:t>EU・西欧への移民流出</w:t>
+            </w:r>
+          </w:p>
+        </w:tc>
+      </w:tr>
+      <w:tr>
+        <w:tc>
+          <w:tcPr>
+            <w:tcW w:type="dxa" w:w="2340"/>
+          </w:tcPr>
+          <w:p>
+            <w:r>
+              <w:t>クロアチア</w:t>
+            </w:r>
+          </w:p>
+        </w:tc>
+        <w:tc>
+          <w:tcPr>
+            <w:tcW w:type="dxa" w:w="2340"/>
+          </w:tcPr>
+          <w:p>
+            <w:r>
+              <w:t>ユーゴ解体（1991）</w:t>
+            </w:r>
+          </w:p>
+        </w:tc>
+        <w:tc>
+          <w:tcPr>
+            <w:tcW w:type="dxa" w:w="2340"/>
+          </w:tcPr>
+          <w:p>
+            <w:r>
+              <w:t>4.1</w:t>
+            </w:r>
+          </w:p>
+        </w:tc>
+        <w:tc>
+          <w:tcPr>
+            <w:tcW w:type="dxa" w:w="2340"/>
+          </w:tcPr>
+          <w:p>
+            <w:r>
+              <w:t>紛争後の安定化</w:t>
+            </w:r>
+          </w:p>
+        </w:tc>
+      </w:tr>
+      <w:tr>
+        <w:tc>
+          <w:tcPr>
+            <w:tcW w:type="dxa" w:w="2340"/>
+          </w:tcPr>
+          <w:p>
+            <w:r>
+              <w:t>スロベニア</w:t>
+            </w:r>
+          </w:p>
+        </w:tc>
+        <w:tc>
+          <w:tcPr>
+            <w:tcW w:type="dxa" w:w="2340"/>
+          </w:tcPr>
+          <w:p>
+            <w:r>
+              <w:t>ユーゴ解体（1991）</w:t>
+            </w:r>
+          </w:p>
+        </w:tc>
+        <w:tc>
+          <w:tcPr>
+            <w:tcW w:type="dxa" w:w="2340"/>
+          </w:tcPr>
+          <w:p>
+            <w:r>
+              <w:t>12.3</w:t>
+            </w:r>
+          </w:p>
+        </w:tc>
+        <w:tc>
+          <w:tcPr>
+            <w:tcW w:type="dxa" w:w="2340"/>
+          </w:tcPr>
+          <w:p>
+            <w:r>
+              <w:t>移民流入（EU加盟国）</w:t>
+            </w:r>
+          </w:p>
+        </w:tc>
+      </w:tr>
+      <w:tr>
+        <w:tc>
+          <w:tcPr>
+            <w:tcW w:type="dxa" w:w="2340"/>
+          </w:tcPr>
+          <w:p>
+            <w:r>
+              <w:t>ボスニア</w:t>
+            </w:r>
+          </w:p>
+        </w:tc>
+        <w:tc>
+          <w:tcPr>
+            <w:tcW w:type="dxa" w:w="2340"/>
+          </w:tcPr>
+          <w:p>
+            <w:r>
+              <w:t>ユーゴ解体（1991）</w:t>
+            </w:r>
+          </w:p>
+        </w:tc>
+        <w:tc>
+          <w:tcPr>
+            <w:tcW w:type="dxa" w:w="2340"/>
+          </w:tcPr>
+          <w:p>
+            <w:r>
+              <w:t>7.7</w:t>
+            </w:r>
+          </w:p>
+        </w:tc>
+        <w:tc>
+          <w:tcPr>
+            <w:tcW w:type="dxa" w:w="2340"/>
+          </w:tcPr>
+          <w:p>
+            <w:r>
+              <w:t>戦争関連の避難</w:t>
+            </w:r>
+          </w:p>
+        </w:tc>
+      </w:tr>
+      <w:tr>
+        <w:tc>
+          <w:tcPr>
+            <w:tcW w:type="dxa" w:w="2340"/>
+          </w:tcPr>
+          <w:p>
+            <w:r>
+              <w:t>セルビア</w:t>
+            </w:r>
+          </w:p>
+        </w:tc>
+        <w:tc>
+          <w:tcPr>
+            <w:tcW w:type="dxa" w:w="2340"/>
+          </w:tcPr>
+          <w:p>
+            <w:r>
+              <w:t>ユーゴ解体（1991）</w:t>
+            </w:r>
+          </w:p>
+        </w:tc>
+        <w:tc>
+          <w:tcPr>
+            <w:tcW w:type="dxa" w:w="2340"/>
+          </w:tcPr>
+          <w:p>
+            <w:r>
+              <w:t>7.2</w:t>
+            </w:r>
+          </w:p>
+        </w:tc>
+        <w:tc>
+          <w:tcPr>
+            <w:tcW w:type="dxa" w:w="2340"/>
+          </w:tcPr>
+          <w:p>
+            <w:r>
+              <w:t>難民流、移民流出</w:t>
+            </w:r>
+          </w:p>
+        </w:tc>
+      </w:tr>
+      <w:tr>
+        <w:tc>
+          <w:tcPr>
+            <w:tcW w:type="dxa" w:w="2340"/>
+          </w:tcPr>
+          <w:p>
+            <w:r>
+              <w:t>北マケドニア</w:t>
+            </w:r>
+          </w:p>
+        </w:tc>
+        <w:tc>
+          <w:tcPr>
+            <w:tcW w:type="dxa" w:w="2340"/>
+          </w:tcPr>
+          <w:p>
+            <w:r>
+              <w:t>ユーゴ解体（1991）</w:t>
+            </w:r>
+          </w:p>
+        </w:tc>
+        <w:tc>
+          <w:tcPr>
+            <w:tcW w:type="dxa" w:w="2340"/>
+          </w:tcPr>
+          <w:p>
+            <w:r>
+              <w:t>6.1</w:t>
+            </w:r>
+          </w:p>
+        </w:tc>
+        <w:tc>
+          <w:tcPr>
+            <w:tcW w:type="dxa" w:w="2340"/>
+          </w:tcPr>
+          <w:p>
+            <w:r>
+              <w:t>穏やかな移民効果</w:t>
+            </w:r>
+          </w:p>
+        </w:tc>
+      </w:tr>
+      <w:tr>
+        <w:tc>
+          <w:tcPr>
+            <w:tcW w:type="dxa" w:w="2340"/>
+          </w:tcPr>
+          <w:p>
+            <w:r>
+              <w:t>モンテネグロ</w:t>
+            </w:r>
+          </w:p>
+        </w:tc>
+        <w:tc>
+          <w:tcPr>
+            <w:tcW w:type="dxa" w:w="2340"/>
+          </w:tcPr>
+          <w:p>
+            <w:r>
+              <w:t>ユーゴ解体（1991）</w:t>
+            </w:r>
+          </w:p>
+        </w:tc>
+        <w:tc>
+          <w:tcPr>
+            <w:tcW w:type="dxa" w:w="2340"/>
+          </w:tcPr>
+          <w:p>
+            <w:r>
+              <w:t>8.4</w:t>
+            </w:r>
+          </w:p>
+        </w:tc>
+        <w:tc>
+          <w:tcPr>
+            <w:tcW w:type="dxa" w:w="2340"/>
+          </w:tcPr>
+          <w:p>
+            <w:r>
+              <w:t>小国、変動的なフロー</w:t>
+            </w:r>
+          </w:p>
+        </w:tc>
+      </w:tr>
+      <w:tr>
+        <w:tc>
+          <w:tcPr>
+            <w:tcW w:type="dxa" w:w="2340"/>
+          </w:tcPr>
+          <w:p>
+            <w:r>
+              <w:t>エストニア</w:t>
+            </w:r>
+          </w:p>
+        </w:tc>
+        <w:tc>
+          <w:tcPr>
+            <w:tcW w:type="dxa" w:w="2340"/>
+          </w:tcPr>
+          <w:p>
+            <w:r>
+              <w:t>ソ連解体（1991）</w:t>
+            </w:r>
+          </w:p>
+        </w:tc>
+        <w:tc>
+          <w:tcPr>
+            <w:tcW w:type="dxa" w:w="2340"/>
+          </w:tcPr>
+          <w:p>
+            <w:r>
+              <w:t>4.9</w:t>
+            </w:r>
+          </w:p>
+        </w:tc>
+        <w:tc>
+          <w:tcPr>
+            <w:tcW w:type="dxa" w:w="2340"/>
+          </w:tcPr>
+          <w:p>
+            <w:r>
+              <w:t>ロシア系住民の流出</w:t>
+            </w:r>
+          </w:p>
+        </w:tc>
+      </w:tr>
+      <w:tr>
+        <w:tc>
+          <w:tcPr>
+            <w:tcW w:type="dxa" w:w="2340"/>
+          </w:tcPr>
+          <w:p>
+            <w:r>
+              <w:t>ラトビア</w:t>
+            </w:r>
+          </w:p>
+        </w:tc>
+        <w:tc>
+          <w:tcPr>
+            <w:tcW w:type="dxa" w:w="2340"/>
+          </w:tcPr>
+          <w:p>
+            <w:r>
+              <w:t>ソ連解体（1991）</w:t>
+            </w:r>
+          </w:p>
+        </w:tc>
+        <w:tc>
+          <w:tcPr>
+            <w:tcW w:type="dxa" w:w="2340"/>
+          </w:tcPr>
+          <w:p>
+            <w:r>
+              <w:t>6.6</w:t>
+            </w:r>
+          </w:p>
+        </w:tc>
+        <w:tc>
+          <w:tcPr>
+            <w:tcW w:type="dxa" w:w="2340"/>
+          </w:tcPr>
+          <w:p>
+            <w:r>
+              <w:t>移民流出（民族＋EU）</w:t>
+            </w:r>
+          </w:p>
+        </w:tc>
+      </w:tr>
+      <w:tr>
+        <w:tc>
+          <w:tcPr>
+            <w:tcW w:type="dxa" w:w="2340"/>
+          </w:tcPr>
+          <w:p>
+            <w:r>
+              <w:t>リトアニア</w:t>
+            </w:r>
+          </w:p>
+        </w:tc>
+        <w:tc>
+          <w:tcPr>
+            <w:tcW w:type="dxa" w:w="2340"/>
+          </w:tcPr>
+          <w:p>
+            <w:r>
+              <w:t>ソ連解体（1991）</w:t>
+            </w:r>
+          </w:p>
+        </w:tc>
+        <w:tc>
+          <w:tcPr>
+            <w:tcW w:type="dxa" w:w="2340"/>
+          </w:tcPr>
+          <w:p>
+            <w:r>
+              <w:t>7.1</w:t>
+            </w:r>
+          </w:p>
+        </w:tc>
+        <w:tc>
+          <w:tcPr>
+            <w:tcW w:type="dxa" w:w="2340"/>
+          </w:tcPr>
+          <w:p>
+            <w:r>
+              <w:t>持続的な移民流出</w:t>
+            </w:r>
+          </w:p>
+        </w:tc>
+      </w:tr>
+      <w:tr>
+        <w:tc>
+          <w:tcPr>
+            <w:tcW w:type="dxa" w:w="2340"/>
+          </w:tcPr>
+          <w:p>
+            <w:r>
+              <w:t>エチオピア</w:t>
+            </w:r>
+          </w:p>
+        </w:tc>
+        <w:tc>
+          <w:tcPr>
+            <w:tcW w:type="dxa" w:w="2340"/>
+          </w:tcPr>
+          <w:p>
+            <w:r>
+              <w:t>エリトリア独立（1993）</w:t>
+            </w:r>
+          </w:p>
+        </w:tc>
+        <w:tc>
+          <w:tcPr>
+            <w:tcW w:type="dxa" w:w="2340"/>
+          </w:tcPr>
+          <w:p>
+            <w:r>
+              <w:t>16.7</w:t>
+            </w:r>
+          </w:p>
+        </w:tc>
+        <w:tc>
+          <w:tcPr>
+            <w:tcW w:type="dxa" w:w="2340"/>
+          </w:tcPr>
+          <w:p>
+            <w:r>
+              <w:t>急速な出生率低下</w:t>
+            </w:r>
+          </w:p>
+        </w:tc>
+      </w:tr>
+    </w:tbl>
+    <w:p>
+      <w:pPr>
+        <w:spacing w:after="120"/>
+      </w:pPr>
+      <w:r>
+        <w:rPr>
+          <w:b w:val="0"/>
+          <w:i w:val="0"/>
+          <w:sz w:val="12"/>
+        </w:rPr>
+      </w:r>
+    </w:p>
+    <w:p>
+      <w:pPr>
+        <w:spacing w:after="80"/>
+      </w:pPr>
+      <w:r>
+        <w:rPr>
+          <w:b w:val="0"/>
+          <w:i w:val="0"/>
+          <w:sz w:val="22"/>
+        </w:rPr>
+        <w:t>これらの自然実験は内生更新モデルに対して3つの重要な知見をもたらす。</w:t>
+      </w:r>
+    </w:p>
+    <w:p>
+      <w:pPr>
+        <w:spacing w:after="240"/>
+      </w:pPr>
+      <w:r>
+        <w:rPr>
+          <w:b w:val="0"/>
+          <w:i w:val="0"/>
+          <w:sz w:val="22"/>
+        </w:rPr>
+        <w:t>第一に、モデルは大規模な政治的激変を経験した国々に対しても、事象後の移民が穏やかで人口データが信頼できる場合にはMAPE 8%未満と合理的に良好に機能する。クロアチア（4.1%）、エストニア（4.9%）、チェコ（6.3%）はいずれもこの範囲に収まり、カンタム・テンポ・生存メカニズムが政治的不連続性の文脈でも人口動態の大部分を捕捉することを示す。</w:t>
+        <w:br/>
+        <w:br/>
+        <w:t>第二に、モデルと観測の乖離の大きさは移民成分の直接的な推定を提供する。ドイツの2023年までの16.2%の合成・観測ギャップは、移民が自然増加だけでは生じなかったであろう約1,350万人——総人口の約6分の1に相当——を追加したことを意味する。この定量化は閉鎖モデルが自然な人口動態を分離するからこそ可能である。</w:t>
+        <w:br/>
+        <w:br/>
+        <w:t>第三に、モデルの限界は紛争影響下・データ希少な環境（エリトリア：37.9%）および持続的な移民流出が人口の大きな割合を除去する場合（スロベニア：12.3%、スロバキア：10.1%）において最も顕著である。これらのケースは内生更新フレームワークの境界条件を特定し、持続的な人口フローを経験する国々に対する移民モデリングの重要性を補強する。</w:t>
+      </w:r>
+    </w:p>
+    <w:p>
+      <w:pPr>
+        <w:spacing w:after="240"/>
+      </w:pPr>
+      <w:r>
+        <w:rPr>
+          <w:b w:val="0"/>
+          <w:i w:val="0"/>
+          <w:sz w:val="22"/>
+        </w:rPr>
+        <w:t>ドイツのケースは主要分析結果の解釈にとって特に示唆的である。40カ国検証におけるドイツの動的MAPEはカンタム・テンポ・生存フレームワークの失敗ではなく、大規模な外生的移民事象としての再統一の量的足跡を反映する。モデルの「誤差」は実際にはシグナルである：3年間で190万人の国内移民を吸収し、その後30年間の持続的な国際移民が続くという政治的変革の人口学的影響を測定している。この簡素なモデルがこの移民シグナルを基盤となる人口動態から分離できることは、分解アプローチの妥当性を裏付ける。</w:t>
+      </w:r>
+    </w:p>
     <w:sectPr>
       <w:pgSz w:w="12240" w:h="15840"/>
       <w:pgMar w:top="1440" w:right="1440" w:bottom="1440" w:left="1440" w:header="720" w:footer="720" w:gutter="0"/>

--- a/tempo-effect-paper/manuscripts/PDR_Research_Note_JP.docx
+++ b/tempo-effect-paper/manuscripts/PDR_Research_Note_JP.docx
@@ -3500,6 +3500,48 @@
           </w:p>
         </w:tc>
       </w:tr>
+      <w:tr>
+        <w:tc>
+          <w:tcPr>
+            <w:tcW w:type="dxa" w:w="2340"/>
+          </w:tcPr>
+          <w:p>
+            <w:r>
+              <w:t>エリトリア</w:t>
+            </w:r>
+          </w:p>
+        </w:tc>
+        <w:tc>
+          <w:tcPr>
+            <w:tcW w:type="dxa" w:w="2340"/>
+          </w:tcPr>
+          <w:p>
+            <w:r>
+              <w:t>エリトリア独立（1993）</w:t>
+            </w:r>
+          </w:p>
+        </w:tc>
+        <w:tc>
+          <w:tcPr>
+            <w:tcW w:type="dxa" w:w="2340"/>
+          </w:tcPr>
+          <w:p>
+            <w:r>
+              <w:t>37.9</w:t>
+            </w:r>
+          </w:p>
+        </w:tc>
+        <w:tc>
+          <w:tcPr>
+            <w:tcW w:type="dxa" w:w="2340"/>
+          </w:tcPr>
+          <w:p>
+            <w:r>
+              <w:t>紛争、徴兵、移民流出</w:t>
+            </w:r>
+          </w:p>
+        </w:tc>
+      </w:tr>
     </w:tbl>
     <w:p>
       <w:pPr>

--- a/tempo-effect-paper/manuscripts/PDR_Research_Note_JP.docx
+++ b/tempo-effect-paper/manuscripts/PDR_Research_Note_JP.docx
@@ -57,7 +57,7 @@
           <w:i/>
           <w:sz w:val="20"/>
         </w:rPr>
-        <w:t>語数：約5,500語</w:t>
+        <w:t>語数：約6,500語</w:t>
       </w:r>
     </w:p>
     <w:p>

--- a/tempo-effect-paper/manuscripts/PDR_Research_Note_JP.docx
+++ b/tempo-effect-paper/manuscripts/PDR_Research_Note_JP.docx
@@ -2831,7 +2831,7 @@
       <w:r>
         <w:drawing>
           <wp:inline xmlns:a="http://schemas.openxmlformats.org/drawingml/2006/main" xmlns:pic="http://schemas.openxmlformats.org/drawingml/2006/picture">
-            <wp:extent cx="5943600" cy="3742144"/>
+            <wp:extent cx="5943600" cy="3596044"/>
             <wp:docPr id="7" name="Picture 7"/>
             <wp:cNvGraphicFramePr>
               <a:graphicFrameLocks noChangeAspect="1"/>
@@ -2852,7 +2852,7 @@
                   <pic:spPr>
                     <a:xfrm>
                       <a:off x="0" y="0"/>
-                      <a:ext cx="5943600" cy="3742144"/>
+                      <a:ext cx="5943600" cy="3596044"/>
                     </a:xfrm>
                     <a:prstGeom prst="rect"/>
                   </pic:spPr>

--- a/tempo-effect-paper/manuscripts/PDR_Research_Note_JP.docx
+++ b/tempo-effect-paper/manuscripts/PDR_Research_Note_JP.docx
@@ -772,7 +772,7 @@
       <w:r>
         <w:drawing>
           <wp:inline xmlns:a="http://schemas.openxmlformats.org/drawingml/2006/main" xmlns:pic="http://schemas.openxmlformats.org/drawingml/2006/picture">
-            <wp:extent cx="5943600" cy="7537448"/>
+            <wp:extent cx="5943600" cy="7534925"/>
             <wp:docPr id="2" name="Picture 2"/>
             <wp:cNvGraphicFramePr>
               <a:graphicFrameLocks noChangeAspect="1"/>
@@ -793,7 +793,7 @@
                   <pic:spPr>
                     <a:xfrm>
                       <a:off x="0" y="0"/>
-                      <a:ext cx="5943600" cy="7537448"/>
+                      <a:ext cx="5943600" cy="7534925"/>
                     </a:xfrm>
                     <a:prstGeom prst="rect"/>
                   </pic:spPr>

--- a/tempo-effect-paper/manuscripts/PDR_Research_Note_JP.docx
+++ b/tempo-effect-paper/manuscripts/PDR_Research_Note_JP.docx
@@ -720,7 +720,7 @@
       <w:r>
         <w:drawing>
           <wp:inline xmlns:a="http://schemas.openxmlformats.org/drawingml/2006/main" xmlns:pic="http://schemas.openxmlformats.org/drawingml/2006/picture">
-            <wp:extent cx="5486400" cy="3015067"/>
+            <wp:extent cx="5486400" cy="3045729"/>
             <wp:docPr id="1" name="Picture 1"/>
             <wp:cNvGraphicFramePr>
               <a:graphicFrameLocks noChangeAspect="1"/>
@@ -741,7 +741,7 @@
                   <pic:spPr>
                     <a:xfrm>
                       <a:off x="0" y="0"/>
-                      <a:ext cx="5486400" cy="3015067"/>
+                      <a:ext cx="5486400" cy="3045729"/>
                     </a:xfrm>
                     <a:prstGeom prst="rect"/>
                   </pic:spPr>
@@ -772,7 +772,7 @@
       <w:r>
         <w:drawing>
           <wp:inline xmlns:a="http://schemas.openxmlformats.org/drawingml/2006/main" xmlns:pic="http://schemas.openxmlformats.org/drawingml/2006/picture">
-            <wp:extent cx="5943600" cy="7534925"/>
+            <wp:extent cx="5943600" cy="7612502"/>
             <wp:docPr id="2" name="Picture 2"/>
             <wp:cNvGraphicFramePr>
               <a:graphicFrameLocks noChangeAspect="1"/>
@@ -793,7 +793,7 @@
                   <pic:spPr>
                     <a:xfrm>
                       <a:off x="0" y="0"/>
-                      <a:ext cx="5943600" cy="7534925"/>
+                      <a:ext cx="5943600" cy="7612502"/>
                     </a:xfrm>
                     <a:prstGeom prst="rect"/>
                   </pic:spPr>

--- a/tempo-effect-paper/manuscripts/PDR_Research_Note_JP.docx
+++ b/tempo-effect-paper/manuscripts/PDR_Research_Note_JP.docx
@@ -2477,7 +2477,7 @@
           </w:tcPr>
           <w:p>
             <w:r>
-              <w:t>−3.7</w:t>
+              <w:t>−3.6</w:t>
             </w:r>
           </w:p>
         </w:tc>
@@ -2541,7 +2541,7 @@
           </w:tcPr>
           <w:p>
             <w:r>
-              <w:t>73.6</w:t>
+              <w:t>73.7</w:t>
             </w:r>
           </w:p>
         </w:tc>
@@ -2561,7 +2561,7 @@
           </w:tcPr>
           <w:p>
             <w:r>
-              <w:t>−10.0</w:t>
+              <w:t>−9.9</w:t>
             </w:r>
           </w:p>
         </w:tc>
@@ -2583,7 +2583,7 @@
           </w:tcPr>
           <w:p>
             <w:r>
-              <w:t>70.8</w:t>
+              <w:t>71.0</w:t>
             </w:r>
           </w:p>
         </w:tc>
@@ -2603,7 +2603,7 @@
           </w:tcPr>
           <w:p>
             <w:r>
-              <w:t>−14.9</w:t>
+              <w:t>−14.6</w:t>
             </w:r>
           </w:p>
         </w:tc>
@@ -2625,7 +2625,7 @@
           </w:tcPr>
           <w:p>
             <w:r>
-              <w:t>69.8</w:t>
+              <w:t>70.1</w:t>
             </w:r>
           </w:p>
         </w:tc>
@@ -2645,7 +2645,7 @@
           </w:tcPr>
           <w:p>
             <w:r>
-              <w:t>−16.2</w:t>
+              <w:t>−15.8</w:t>
             </w:r>
           </w:p>
         </w:tc>
@@ -2673,7 +2673,7 @@
           <w:i w:val="0"/>
           <w:sz w:val="22"/>
         </w:rPr>
-        <w:t>合成軌跡は再統一時点（1990年）で観測人口を3.7%下回り、2023年までに16.2%に拡大する。この拡大するギャップは閉鎖モデルにない3つの複合プロセスを反映する：(a)統一ドイツへの年間約30万〜40万人の純移民、(b)地域人口動態を変容させた東から西への国内移動、(c)本モデルの分離レジームが1990年以降捕捉しない東ドイツの出生率・死亡率の西側水準への収束。合成東西モデルの全体MAPE 6.6%は、主要分析（表1）におけるドイツの比較的低い適合度がモデルの構造的失敗ではなく、主として再統一の移民効果に帰因することを確認する。</w:t>
+        <w:t>合成軌跡は再統一時点（1990年）で観測人口を3.6%下回り、2023年までに15.8%に拡大する。この拡大するギャップは閉鎖モデルにない3つの複合プロセスを反映する：(a)統一ドイツへの年間約30万〜40万人の純移民、(b)地域人口動態を変容させた東から西への国内移動、(c)本モデルの分離レジームが1990年以降捕捉しない東ドイツの出生率・死亡率の西側水準への収束。合成東西モデルの全体MAPE 6.4%は、主要分析（表1）におけるドイツの比較的低い適合度がモデルの構造的失敗ではなく、主として再統一の移民効果に帰因することを確認する。</w:t>
       </w:r>
     </w:p>
     <w:p>
@@ -2749,7 +2749,7 @@
           <w:i w:val="0"/>
           <w:sz w:val="22"/>
         </w:rPr>
-        <w:t>1993年1月1日のチェコスロバキアの平和的解体はチェコとスロバキアの2つの独立国家を生んだ。国境を越える移民は比較的限定的であり、最小限の人口再配分を伴う国家分割という比較的クリーンな自然実験を構成する。本モデルは1970-2023年の全期間でチェコのMAPE 6.3%、スロバキアのMAPE 10.1%を達成する。スロバキアのより大きな誤差はEU加盟（2004年）後のチェコおよび西欧への移民流出を反映しており、閉鎖モデルはこれを捕捉できない。</w:t>
+        <w:t>1993年1月1日のチェコスロバキアの平和的解体はチェコとスロバキアの2つの独立国家を生んだ。国境を越える移民は比較的限定的であり、最小限の人口再配分を伴う国家分割という比較的クリーンな自然実験を構成する。本モデルは1970-2023年の全期間で    チェコのMAPE 6.3%、スロバキアのMAPE 9.9%を達成する。スロバキアのより大きな誤差はEU加盟（2004年）後のチェコおよび西欧への移民流出を反映しており、閉鎖モデルはこれを捕捉できない。</w:t>
       </w:r>
     </w:p>
     <w:p>
@@ -2773,7 +2773,7 @@
           <w:i w:val="0"/>
           <w:sz w:val="22"/>
         </w:rPr>
-        <w:t>ユーゴスラビアの解体は武力紛争、民族浄化、大規模な難民流出を伴い、全ての後継国家に影響を及ぼした。これは本サンプルにおける最も極端な移民ショックを表す。モデル性能は後継国間で大きく異なる：クロアチア（MAPE 4.1%）と北マケドニア（6.1%）は合理的な適合度を示し、比較的安定した紛争後の人口動態を反映する。ボスニア・ヘルツェゴビナ（7.7%）とスロベニア（12.3%）はより大きな誤差を示す——ボスニアは戦争関連の人口損失と避難、スロベニアは小規模なEU加盟国としての移民流入による成長が原因。セルビア（7.2%）とモンテネグロ（8.4%）はその中間に位置する。</w:t>
+        <w:t>ユーゴスラビアの解体は武力紛争、民族浄化、大規模な難民流出を伴い、全ての後継国家に影響を及ぼした。これは本サンプルにおける最も極端な移民ショックを表す。モデル性能は後継国間で大きく異なる：クロアチア（MAPE 4.1%）と北マケドニア（6.4%）は合理的な適合度を示し、比較的安定した紛争後の人口動態を反映する。ボスニア・ヘルツェゴビナ（8.1%）とスロベニア（12.2%）はより大きな誤差を示す——ボスニアは戦争関連の人口損失と避難、スロベニアは小規模なEU加盟国としての移民流入による成長が原因。    セルビア（7.1%）とモンテネグロ（8.1%）はその中間に位置する。</w:t>
       </w:r>
     </w:p>
     <w:p>
@@ -2797,7 +2797,7 @@
           <w:i w:val="0"/>
           <w:sz w:val="22"/>
         </w:rPr>
-        <w:t>エストニア、ラトビア、リトアニアは1991年にソビエト連邦から独立し、その後ロシア系住民の著しい流出と西欧への移民（特に2004年のEU加盟後）が続いた。モデルMAPEは4.9%（エストニア）から7.1%（リトアニア）の範囲であり、閉鎖モデルが考慮しない持続的な移民流出を反映する。これらのケースは、穏やかだが持続的な純移出（年間人口の約0.5〜1.0%）であっても30年間に蓄積されればモデルと観測の実質的な乖離を生むことを示す。</w:t>
+        <w:t>エストニア、ラトビア、リトアニアは1991年にソビエト連邦から独立し、その後ロシア系住民の著しい流出と西欧への移民（特に2004年のEU加盟後）が続いた。モデルMAPEは4.8%（エストニア）から7.1%（リトアニア）の範囲であり、閉鎖モデルが考慮しない持続的な移民流出を反映する。これらのケースは、穏やかだが持続的な純移出（年間人口の約0.5〜1.0%）であっても30年間に蓄積されればモデルと観測の実質的な乖離を生むことを示す。</w:t>
       </w:r>
     </w:p>
     <w:p>
@@ -2821,7 +2821,7 @@
           <w:i w:val="0"/>
           <w:sz w:val="22"/>
         </w:rPr>
-        <w:t>エリトリア独立（1993年）は高出生率の人口転換の最中にある2つの人口を分離した。モデル性能は顕著に異なる：エチオピア（MAPE 16.7%）は実質的な過大推計を示し、10年ごとのパラメータ更新が捕捉する以上に速い10年内の出生率低下を反映する。エリトリア（MAPE 37.9%）は自然実験サンプルで最大の誤差を示し、長期の徴兵制度、紛争関連の移民流出、そして非常に不確実なベースライン人口データが原因。これらのケースは、急速な人口変動が大規模な人口移動と同時に生じる紛争影響下・データ希少な環境におけるモデルの限界を浮き彫りにする。</w:t>
+        <w:t>エリトリア独立（1993年）は高出生率の人口転換の最中にある2つの人口を分離した。モデル性能は顕著に異なる：エチオピア（MAPE 16.5%）は実質的な過大推計を示し、10年ごとのパラメータ更新が捕捉する以上に速い10年内の出生率低下を反映する。エリトリア（MAPE 37.8%）は自然実験サンプルで最大の誤差を示し、長期の徴兵制度、紛争関連の移民流出、そして非常に不確実なベースライン人口データが原因。これらのケースは、急速な人口変動が大規模な人口移動と同時に生じる紛争影響下・データ希少な環境におけるモデルの限界を浮き彫りにする。</w:t>
       </w:r>
     </w:p>
     <w:p>
@@ -2981,7 +2981,7 @@
           </w:tcPr>
           <w:p>
             <w:r>
-              <w:t>6.6</w:t>
+              <w:t>6.4</w:t>
             </w:r>
           </w:p>
         </w:tc>
@@ -3065,7 +3065,7 @@
           </w:tcPr>
           <w:p>
             <w:r>
-              <w:t>10.1</w:t>
+              <w:t>9.9</w:t>
             </w:r>
           </w:p>
         </w:tc>
@@ -3149,7 +3149,7 @@
           </w:tcPr>
           <w:p>
             <w:r>
-              <w:t>12.3</w:t>
+              <w:t>12.2</w:t>
             </w:r>
           </w:p>
         </w:tc>
@@ -3191,7 +3191,7 @@
           </w:tcPr>
           <w:p>
             <w:r>
-              <w:t>7.7</w:t>
+              <w:t>8.1</w:t>
             </w:r>
           </w:p>
         </w:tc>
@@ -3233,7 +3233,7 @@
           </w:tcPr>
           <w:p>
             <w:r>
-              <w:t>7.2</w:t>
+              <w:t>7.1</w:t>
             </w:r>
           </w:p>
         </w:tc>
@@ -3275,7 +3275,7 @@
           </w:tcPr>
           <w:p>
             <w:r>
-              <w:t>6.1</w:t>
+              <w:t>6.4</w:t>
             </w:r>
           </w:p>
         </w:tc>
@@ -3317,7 +3317,7 @@
           </w:tcPr>
           <w:p>
             <w:r>
-              <w:t>8.4</w:t>
+              <w:t>8.1</w:t>
             </w:r>
           </w:p>
         </w:tc>
@@ -3359,7 +3359,7 @@
           </w:tcPr>
           <w:p>
             <w:r>
-              <w:t>4.9</w:t>
+              <w:t>4.8</w:t>
             </w:r>
           </w:p>
         </w:tc>
@@ -3485,7 +3485,7 @@
           </w:tcPr>
           <w:p>
             <w:r>
-              <w:t>16.7</w:t>
+              <w:t>16.5</w:t>
             </w:r>
           </w:p>
         </w:tc>
@@ -3527,7 +3527,7 @@
           </w:tcPr>
           <w:p>
             <w:r>
-              <w:t>37.9</w:t>
+              <w:t>37.8</w:t>
             </w:r>
           </w:p>
         </w:tc>
@@ -3578,13 +3578,13 @@
           <w:i w:val="0"/>
           <w:sz w:val="22"/>
         </w:rPr>
-        <w:t>第一に、モデルは大規模な政治的激変を経験した国々に対しても、事象後の移民が穏やかで人口データが信頼できる場合にはMAPE 8%未満と合理的に良好に機能する。クロアチア（4.1%）、エストニア（4.9%）、チェコ（6.3%）はいずれもこの範囲に収まり、カンタム・テンポ・生存メカニズムが政治的不連続性の文脈でも人口動態の大部分を捕捉することを示す。</w:t>
+        <w:t>第一に、モデルは大規模な政治的激変を経験した国々に対しても、事象後の移民が穏やかで人口データが信頼できる場合にはMAPE 8%未満と合理的に良好に機能する。クロアチア（4.1%）、エストニア（4.8%）、チェコ（6.3%）はいずれもこの範囲に収まり、カンタム・テンポ・生存メカニズムが政治的不連続性の文脈でも人口動態の大部分を捕捉することを示す。</w:t>
         <w:br/>
         <w:br/>
-        <w:t>第二に、モデルと観測の乖離の大きさは移民成分の直接的な推定を提供する。ドイツの2023年までの16.2%の合成・観測ギャップは、移民が自然増加だけでは生じなかったであろう約1,350万人——総人口の約6分の1に相当——を追加したことを意味する。この定量化は閉鎖モデルが自然な人口動態を分離するからこそ可能である。</w:t>
+        <w:t>第二に、モデルと観測の乖離の大きさは移民成分の直接的な推定を提供する。ドイツの2023年までの15.8%の合成・観測ギャップは、移民が自然増加だけでは生じなかったであろう約1,350万人——総人口の約6分の1に相当——を追加したことを意味する。この定量化は閉鎖モデルが自然な人口動態を分離するからこそ可能である。</w:t>
         <w:br/>
         <w:br/>
-        <w:t>第三に、モデルの限界は紛争影響下・データ希少な環境（エリトリア：37.9%）および持続的な移民流出が人口の大きな割合を除去する場合（スロベニア：12.3%、スロバキア：10.1%）において最も顕著である。これらのケースは内生更新フレームワークの境界条件を特定し、持続的な人口フローを経験する国々に対する移民モデリングの重要性を補強する。</w:t>
+        <w:t>第三に、モデルの限界は紛争影響下・データ希少な環境（エリトリア：37.8%）および持続的な移民流出が人口の大きな割合を除去する場合（スロベニア：12.2%、スロバキア：9.9%）において最も顕著である。これらのケースは内生更新フレームワークの境界条件を特定し、持続的な人口フローを経験する国々に対する移民モデリングの重要性を補強する。</w:t>
       </w:r>
     </w:p>
     <w:p>

--- a/tempo-effect-paper/manuscripts/PDR_Research_Note_JP.docx
+++ b/tempo-effect-paper/manuscripts/PDR_Research_Note_JP.docx
@@ -2749,7 +2749,7 @@
           <w:i w:val="0"/>
           <w:sz w:val="22"/>
         </w:rPr>
-        <w:t>1993年1月1日のチェコスロバキアの平和的解体はチェコとスロバキアの2つの独立国家を生んだ。国境を越える移民は比較的限定的であり、最小限の人口再配分を伴う国家分割という比較的クリーンな自然実験を構成する。本モデルは1970-2023年の全期間で    チェコのMAPE 6.3%、スロバキアのMAPE 9.9%を達成する。スロバキアのより大きな誤差はEU加盟（2004年）後のチェコおよび西欧への移民流出を反映しており、閉鎖モデルはこれを捕捉できない。</w:t>
+        <w:t>1993年1月1日のチェコスロバキアの平和的解体はチェコとスロバキアの2つの独立国家を生んだ。国境を越える移民は比較的限定的であり、最小限の人口再配分を伴う国家分割という比較的クリーンな自然実験を構成する。本モデルは1970-2023年の全期間でチェコのMAPE 6.3%、スロバキアのMAPE 9.9%を達成する。スロバキアのより大きな誤差はEU加盟（2004年）後のチェコおよび西欧への移民流出を反映しており、閉鎖モデルはこれを捕捉できない。</w:t>
       </w:r>
     </w:p>
     <w:p>
@@ -2773,7 +2773,7 @@
           <w:i w:val="0"/>
           <w:sz w:val="22"/>
         </w:rPr>
-        <w:t>ユーゴスラビアの解体は武力紛争、民族浄化、大規模な難民流出を伴い、全ての後継国家に影響を及ぼした。これは本サンプルにおける最も極端な移民ショックを表す。モデル性能は後継国間で大きく異なる：クロアチア（MAPE 4.1%）と北マケドニア（6.4%）は合理的な適合度を示し、比較的安定した紛争後の人口動態を反映する。ボスニア・ヘルツェゴビナ（8.1%）とスロベニア（12.2%）はより大きな誤差を示す——ボスニアは戦争関連の人口損失と避難、スロベニアは小規模なEU加盟国としての移民流入による成長が原因。    セルビア（7.1%）とモンテネグロ（8.1%）はその中間に位置する。</w:t>
+        <w:t>ユーゴスラビアの解体は武力紛争、民族浄化、大規模な難民流出を伴い、全ての後継国家に影響を及ぼした。これは本サンプルにおける最も極端な移民ショックを表す。モデル性能は後継国間で大きく異なる：クロアチア（MAPE 4.1%）と北マケドニア（6.4%）は合理的な適合度を示し、比較的安定した紛争後の人口動態を反映する。ボスニア・ヘルツェゴビナ（8.1%）とスロベニア（12.2%）はより大きな誤差を示す——ボスニアは戦争関連の人口損失と避難、スロベニアは小規模なEU加盟国としての移民流入による成長が原因。セルビア（7.1%）とモンテネグロ（8.1%）はその中間に位置する。</w:t>
       </w:r>
     </w:p>
     <w:p>
